--- a/simulado/Simulado.docx
+++ b/simulado/Simulado.docx
@@ -1067,17 +1067,12 @@
               <w:t xml:space="preserve">Nodo *r = </w:t>
             </w:r>
             <w:proofErr w:type="spellStart"/>
-            <w:proofErr w:type="gramStart"/>
             <w:r>
               <w:t>create</w:t>
             </w:r>
             <w:proofErr w:type="spellEnd"/>
             <w:r>
-              <w:t>(</w:t>
-            </w:r>
-            <w:proofErr w:type="gramEnd"/>
-            <w:r>
-              <w:t>10);</w:t>
+              <w:t>(10);</w:t>
             </w:r>
           </w:p>
           <w:p>
@@ -1093,17 +1088,12 @@
               <w:t xml:space="preserve"> = </w:t>
             </w:r>
             <w:proofErr w:type="spellStart"/>
-            <w:proofErr w:type="gramStart"/>
             <w:r>
               <w:t>create</w:t>
             </w:r>
             <w:proofErr w:type="spellEnd"/>
             <w:r>
-              <w:t>(</w:t>
-            </w:r>
-            <w:proofErr w:type="gramEnd"/>
-            <w:r>
-              <w:t>5);</w:t>
+              <w:t>(5);</w:t>
             </w:r>
           </w:p>
           <w:p>
@@ -1119,17 +1109,12 @@
               <w:t xml:space="preserve"> = </w:t>
             </w:r>
             <w:proofErr w:type="spellStart"/>
-            <w:proofErr w:type="gramStart"/>
             <w:r>
               <w:t>create</w:t>
             </w:r>
             <w:proofErr w:type="spellEnd"/>
             <w:r>
-              <w:t>(</w:t>
-            </w:r>
-            <w:proofErr w:type="gramEnd"/>
-            <w:r>
-              <w:t>15);</w:t>
+              <w:t>(15);</w:t>
             </w:r>
           </w:p>
           <w:p>
@@ -1153,17 +1138,12 @@
               <w:t xml:space="preserve"> = </w:t>
             </w:r>
             <w:proofErr w:type="spellStart"/>
-            <w:proofErr w:type="gramStart"/>
             <w:r>
               <w:t>create</w:t>
             </w:r>
             <w:proofErr w:type="spellEnd"/>
             <w:r>
-              <w:t>(</w:t>
-            </w:r>
-            <w:proofErr w:type="gramEnd"/>
-            <w:r>
-              <w:t>7);</w:t>
+              <w:t>(7);</w:t>
             </w:r>
           </w:p>
         </w:tc>
@@ -1283,38 +1263,20 @@
             </w:r>
             <w:proofErr w:type="spellEnd"/>
             <w:r>
-              <w:t xml:space="preserve"> </w:t>
-            </w:r>
-            <w:proofErr w:type="gramStart"/>
-            <w:r>
-              <w:t>imprimir(</w:t>
-            </w:r>
-            <w:proofErr w:type="gramEnd"/>
-            <w:r>
-              <w:t>Nodo *</w:t>
-            </w:r>
-            <w:proofErr w:type="gramStart"/>
-            <w:r>
-              <w:t>n){</w:t>
-            </w:r>
-            <w:proofErr w:type="gramEnd"/>
+              <w:t xml:space="preserve"> imprimir(Nodo *n){</w:t>
+            </w:r>
           </w:p>
           <w:p>
             <w:r>
               <w:t xml:space="preserve">    </w:t>
             </w:r>
             <w:proofErr w:type="spellStart"/>
-            <w:proofErr w:type="gramStart"/>
             <w:r>
               <w:t>if</w:t>
             </w:r>
             <w:proofErr w:type="spellEnd"/>
             <w:r>
-              <w:t>(</w:t>
-            </w:r>
-            <w:proofErr w:type="gramEnd"/>
-            <w:r>
-              <w:t xml:space="preserve">n == NULL) </w:t>
+              <w:t xml:space="preserve">(n == NULL) </w:t>
             </w:r>
             <w:proofErr w:type="spellStart"/>
             <w:r>
@@ -1343,17 +1305,12 @@
               <w:t xml:space="preserve">    </w:t>
             </w:r>
             <w:proofErr w:type="spellStart"/>
-            <w:proofErr w:type="gramStart"/>
             <w:r>
               <w:t>printf</w:t>
             </w:r>
             <w:proofErr w:type="spellEnd"/>
             <w:r>
-              <w:t>(</w:t>
-            </w:r>
-            <w:proofErr w:type="gramEnd"/>
-            <w:r>
-              <w:t>"%d ", n-&gt;valor);</w:t>
+              <w:t>("%d ", n-&gt;valor);</w:t>
             </w:r>
           </w:p>
           <w:p>
@@ -1481,17 +1438,12 @@
         <w:t>. Se um sistema executar milhares de inserções sem nunca utilizar a função </w:t>
       </w:r>
       <w:proofErr w:type="spellStart"/>
-      <w:proofErr w:type="gramStart"/>
       <w:r>
         <w:t>free</w:t>
       </w:r>
       <w:proofErr w:type="spellEnd"/>
       <w:r>
-        <w:t>(</w:t>
-      </w:r>
-      <w:proofErr w:type="gramEnd"/>
-      <w:r>
-        <w:t>), ocorrerá um fenômeno crítico.</w:t>
+        <w:t>(), ocorrerá um fenômeno crítico.</w:t>
       </w:r>
       <w:r>
         <w:br/>
@@ -1533,17 +1485,12 @@
         <w:t> o papel do ponteiro NULL para evitar que o </w:t>
       </w:r>
       <w:proofErr w:type="spellStart"/>
-      <w:proofErr w:type="gramStart"/>
       <w:r>
         <w:t>free</w:t>
       </w:r>
       <w:proofErr w:type="spellEnd"/>
       <w:r>
-        <w:t>(</w:t>
-      </w:r>
-      <w:proofErr w:type="gramEnd"/>
-      <w:r>
-        <w:t>) tente liberar endereços inválidos.</w:t>
+        <w:t>() tente liberar endereços inválidos.</w:t>
       </w:r>
     </w:p>
     <w:p/>
@@ -1554,43 +1501,74 @@
     </w:p>
     <w:p/>
     <w:p>
-      <w:r>
+      <w:pPr>
         <w:rPr>
           <w:b/>
           <w:bCs/>
         </w:rPr>
-        <w:t xml:space="preserve">Questão 05 (Pós-Ordem e </w:t>
-      </w:r>
-      <w:proofErr w:type="spellStart"/>
+      </w:pPr>
       <w:r>
         <w:rPr>
           <w:b/>
           <w:bCs/>
         </w:rPr>
-        <w:t>Desalocação</w:t>
+        <w:t xml:space="preserve">Questão 05 </w:t>
+      </w:r>
+    </w:p>
+    <w:p>
+      <w:r>
+        <w:t>De acordo com Ziviani (2013) e Guimarães &amp; Lages (1988), a inserção em Árvores Binárias de Busca (BST) é um processo inerentemente recursivo que exige a manipulação precisa de ponteiros. A integridade da estrutura depende da correta identificação dos nós folha e do tratamento de referências nulas para evitar falhas de segmentação ou comportamentos indefinidos durante a execução do algoritmo.</w:t>
+      </w:r>
+    </w:p>
+    <w:p>
+      <w:r>
+        <w:lastRenderedPageBreak/>
+        <w:t>Referências:</w:t>
+      </w:r>
+      <w:r>
+        <w:br/>
+        <w:t xml:space="preserve">ZIVIANI, </w:t>
+      </w:r>
+      <w:proofErr w:type="spellStart"/>
+      <w:r>
+        <w:t>Nivio</w:t>
       </w:r>
       <w:proofErr w:type="spellEnd"/>
       <w:r>
-        <w:rPr>
-          <w:b/>
-          <w:bCs/>
-        </w:rPr>
-        <w:t>)</w:t>
+        <w:t>. Projeto de algoritmos (2013);</w:t>
       </w:r>
       <w:r>
         <w:br/>
+        <w:t>GUIMARÃES, Â. M.; LAGES, N. A. C. Algoritmos e estruturas de dados (1988);</w:t>
+      </w:r>
+      <w:r>
+        <w:br/>
+        <w:t>KERNIGHAN, B. W.; RITCHIE, D. M. C: a linguagem de programação (1989).</w:t>
+      </w:r>
+    </w:p>
+    <w:p>
+      <w:r>
+        <w:t>Considere a implementação de uma função </w:t>
       </w:r>
       <w:proofErr w:type="spellStart"/>
       <w:r>
-        <w:t>Cormen</w:t>
+        <w:t>add</w:t>
       </w:r>
       <w:proofErr w:type="spellEnd"/>
       <w:r>
-        <w:t xml:space="preserve"> (2012) afirma que o percurso pós-ordem é ideal para deletar uma árvore da memória.</w:t>
-      </w:r>
-      <w:r>
-        <w:br/>
-      </w:r>
+        <w:t> (inserção) em uma BST e a necessidade de verificar se um ponteiro de destino (como n-&gt;</w:t>
+      </w:r>
+      <w:proofErr w:type="spellStart"/>
+      <w:r>
+        <w:t>esq</w:t>
+      </w:r>
+      <w:proofErr w:type="spellEnd"/>
+      <w:r>
+        <w:t>) é NULL antes de prosseguir. Sobre o controle de fluxo e recursão nessa operação,</w:t>
+      </w:r>
+    </w:p>
+    <w:p/>
+    <w:p>
       <w:r>
         <w:rPr>
           <w:b/>
@@ -1599,25 +1577,63 @@
         <w:t>EXPLIQUE</w:t>
       </w:r>
       <w:r>
-        <w:t xml:space="preserve"> por que não podemos usar o percurso </w:t>
+        <w:t xml:space="preserve"> o motivo de ser </w:t>
+      </w:r>
+      <w:r>
+        <w:t>necessário verificar </w:t>
       </w:r>
       <w:proofErr w:type="spellStart"/>
       <w:r>
-        <w:t>pré</w:t>
+        <w:t>if</w:t>
       </w:r>
       <w:proofErr w:type="spellEnd"/>
       <w:r>
-        <w:t>-ordem (raiz, esquerda, direita) para liberar a memória dos nós com segurança.</w:t>
+        <w:t>(n-&gt;</w:t>
+      </w:r>
+      <w:proofErr w:type="spellStart"/>
+      <w:r>
+        <w:t>esq</w:t>
+      </w:r>
+      <w:proofErr w:type="spellEnd"/>
+      <w:r>
+        <w:t xml:space="preserve"> == NULL) </w:t>
+      </w:r>
+      <w:r>
+        <w:t xml:space="preserve">na função </w:t>
+      </w:r>
+      <w:proofErr w:type="spellStart"/>
+      <w:r>
+        <w:t>add</w:t>
+      </w:r>
+      <w:proofErr w:type="spellEnd"/>
+      <w:r>
+        <w:t xml:space="preserve">() </w:t>
+      </w:r>
+      <w:r>
+        <w:t>antes de chamar a recursão? O que aconteceria se chamássemos </w:t>
+      </w:r>
+      <w:proofErr w:type="spellStart"/>
+      <w:r>
+        <w:t>add</w:t>
+      </w:r>
+      <w:proofErr w:type="spellEnd"/>
+      <w:r>
+        <w:t>(n-&gt;</w:t>
+      </w:r>
+      <w:proofErr w:type="spellStart"/>
+      <w:r>
+        <w:t>esq</w:t>
+      </w:r>
+      <w:proofErr w:type="spellEnd"/>
+      <w:r>
+        <w:t>, valor) diretamente?</w:t>
       </w:r>
     </w:p>
     <w:p/>
+    <w:p/>
     <w:p>
       <w:r>
-        <w:t>__________________________________________________________________________________________________________________________________________________________</w:t>
-      </w:r>
-      <w:r>
-        <w:lastRenderedPageBreak/>
-        <w:t>__________________________________________________________________________________________________________________________________________________________________________________________________________________________________________________________________________________________________________________________________________________________________________________________________________________________________________________________________________________________________________________________________________________________________________________________________________________________________________________________________________________________________________________________________________________________________________________________________</w:t>
+        <w:t>____________________________________________________________________________________________________________________________________________________________________________________________________________________________________________________________________________________________________________________________________________________________________________________________________________________________________________________________________________________________________________________________________________________________________________________________________________________________________________________________________________________________________________________________________________________________________________________________________________________________________________________________________________________________________________________________________________________________</w:t>
       </w:r>
     </w:p>
     <w:p/>
@@ -1665,15 +1681,7 @@
             </w:r>
             <w:proofErr w:type="spellEnd"/>
             <w:r>
-              <w:t xml:space="preserve"> </w:t>
-            </w:r>
-            <w:proofErr w:type="gramStart"/>
-            <w:r>
-              <w:t>buscar(</w:t>
-            </w:r>
-            <w:proofErr w:type="gramEnd"/>
-            <w:r>
-              <w:t xml:space="preserve">Nodo *n, </w:t>
+              <w:t xml:space="preserve"> buscar(Nodo *n, </w:t>
             </w:r>
             <w:proofErr w:type="spellStart"/>
             <w:r>
@@ -1681,30 +1689,20 @@
             </w:r>
             <w:proofErr w:type="spellEnd"/>
             <w:r>
-              <w:t xml:space="preserve"> </w:t>
-            </w:r>
-            <w:proofErr w:type="gramStart"/>
-            <w:r>
-              <w:t>x){</w:t>
-            </w:r>
-            <w:proofErr w:type="gramEnd"/>
+              <w:t xml:space="preserve"> x){</w:t>
+            </w:r>
           </w:p>
           <w:p>
             <w:r>
               <w:t xml:space="preserve">    </w:t>
             </w:r>
             <w:proofErr w:type="spellStart"/>
-            <w:proofErr w:type="gramStart"/>
             <w:r>
               <w:t>if</w:t>
             </w:r>
             <w:proofErr w:type="spellEnd"/>
             <w:r>
-              <w:t>(</w:t>
-            </w:r>
-            <w:proofErr w:type="gramEnd"/>
-            <w:r>
-              <w:t xml:space="preserve">n == NULL) </w:t>
+              <w:t xml:space="preserve">(n == NULL) </w:t>
             </w:r>
             <w:proofErr w:type="spellStart"/>
             <w:r>
@@ -1767,6 +1765,7 @@
           </w:p>
           <w:p>
             <w:r>
+              <w:lastRenderedPageBreak/>
               <w:t>}</w:t>
             </w:r>
           </w:p>
@@ -1800,7 +1799,6 @@
           <w:b/>
           <w:bCs/>
         </w:rPr>
-        <w:lastRenderedPageBreak/>
         <w:t>Questão 07 (Grau de Saída)</w:t>
       </w:r>
       <w:r>
@@ -1858,42 +1856,23 @@
           <w:b/>
           <w:bCs/>
         </w:rPr>
-        <w:t>Questão 08 (Estrutura de Dados em C)</w:t>
-      </w:r>
-      <w:r>
-        <w:br/>
-      </w:r>
-      <w:r>
-        <w:t>Analise a implementação da função de busca em uma Árvore Binária de Busca (BST) sob a perspectiva da complexidade de algoritmos de </w:t>
+        <w:t>Questão 0</w:t>
       </w:r>
       <w:r>
         <w:rPr>
           <w:b/>
           <w:bCs/>
         </w:rPr>
-        <w:t>Ziviani (2013)</w:t>
-      </w:r>
-      <w:r>
-        <w:t> e da modularização de software defendida por </w:t>
-      </w:r>
-      <w:proofErr w:type="spellStart"/>
-      <w:r>
-        <w:rPr>
-          <w:b/>
-          <w:bCs/>
-        </w:rPr>
-        <w:t>Hirama</w:t>
-      </w:r>
-      <w:proofErr w:type="spellEnd"/>
-      <w:r>
-        <w:rPr>
-          <w:b/>
-          <w:bCs/>
-        </w:rPr>
-        <w:t xml:space="preserve"> (2011)</w:t>
-      </w:r>
-      <w:r>
-        <w:t>. A eficiência da operação de busca está diretamente ligada à altura da árvore e à correta aplicação da propriedade de ordenação.</w:t>
+        <w:t>8</w:t>
+      </w:r>
+    </w:p>
+    <w:p>
+      <w:r>
+        <w:t xml:space="preserve">De acordo com Ziviani (2013) e Guimarães &amp; Lages (1988), a inserção em Árvores Binárias de Busca (BST) é um processo inerentemente recursivo que exige a manipulação precisa de ponteiros. A integridade da estrutura depende da correta </w:t>
+      </w:r>
+      <w:r>
+        <w:lastRenderedPageBreak/>
+        <w:t>identificação dos nós folha e do tratamento de referências nulas para evitar falhas de segmentação ou comportamentos indefinidos durante a execução do algoritmo.</w:t>
       </w:r>
     </w:p>
     <w:p>
@@ -1905,368 +1884,46 @@
         <w:t>Referências:</w:t>
       </w:r>
       <w:r>
-        <w:t xml:space="preserve"> HIRAMA, </w:t>
+        <w:br/>
+        <w:t xml:space="preserve">ZIVIANI, </w:t>
       </w:r>
       <w:proofErr w:type="spellStart"/>
       <w:r>
-        <w:t>Kechi</w:t>
+        <w:t>Nivio</w:t>
       </w:r>
       <w:proofErr w:type="spellEnd"/>
       <w:r>
-        <w:t xml:space="preserve">. Engenharia de software (2011); ZIVIANI, </w:t>
-      </w:r>
-      <w:proofErr w:type="spellStart"/>
-      <w:r>
-        <w:t>Nivio</w:t>
-      </w:r>
-      <w:proofErr w:type="spellEnd"/>
-      <w:r>
-        <w:t>. Projeto de algoritmos (2013).</w:t>
+        <w:t>. Projeto de algoritmos (2013);</w:t>
+      </w:r>
+      <w:r>
+        <w:br/>
+        <w:t>GUIMARÃES, Â. M.; LAGES, N. A. C. Algoritmos e estruturas de dados (1988);</w:t>
+      </w:r>
+      <w:r>
+        <w:br/>
+        <w:t>KERNIGHAN, B. W.; RITCHIE, D. M. C: a linguagem de programação (1989).</w:t>
       </w:r>
     </w:p>
     <w:p>
       <w:r>
-        <w:rPr>
-          <w:b/>
-          <w:bCs/>
-        </w:rPr>
-        <w:t>AVALIE</w:t>
-      </w:r>
-      <w:r>
-        <w:t> as asserções (I, II, III e IV) sobre o comportamento do algoritmo de busca e a estrutura de dados:</w:t>
-      </w:r>
-    </w:p>
-    <w:tbl>
-      <w:tblPr>
-        <w:tblW w:w="8920" w:type="dxa"/>
-        <w:tblBorders>
-          <w:top w:val="single" w:sz="4" w:space="0" w:color="000000"/>
-          <w:left w:val="single" w:sz="4" w:space="0" w:color="000000"/>
-          <w:bottom w:val="single" w:sz="4" w:space="0" w:color="000000"/>
-          <w:right w:val="single" w:sz="4" w:space="0" w:color="000000"/>
-          <w:insideH w:val="single" w:sz="4" w:space="0" w:color="000000"/>
-          <w:insideV w:val="single" w:sz="4" w:space="0" w:color="000000"/>
-        </w:tblBorders>
-        <w:tblLayout w:type="fixed"/>
-        <w:tblLook w:val="0400" w:firstRow="0" w:lastRow="0" w:firstColumn="0" w:lastColumn="0" w:noHBand="0" w:noVBand="1"/>
-      </w:tblPr>
-      <w:tblGrid>
-        <w:gridCol w:w="8920"/>
-      </w:tblGrid>
-      <w:tr>
-        <w:tc>
-          <w:tcPr>
-            <w:tcW w:w="8920" w:type="dxa"/>
-          </w:tcPr>
-          <w:p>
-            <w:r>
-              <w:t xml:space="preserve">Nodo* </w:t>
-            </w:r>
-            <w:proofErr w:type="gramStart"/>
-            <w:r>
-              <w:t>busca(</w:t>
-            </w:r>
-            <w:proofErr w:type="gramEnd"/>
-            <w:r>
-              <w:t xml:space="preserve">Nodo* raiz, </w:t>
-            </w:r>
-            <w:proofErr w:type="spellStart"/>
-            <w:r>
-              <w:t>int</w:t>
-            </w:r>
-            <w:proofErr w:type="spellEnd"/>
-            <w:r>
-              <w:t xml:space="preserve"> chave) {</w:t>
-            </w:r>
-          </w:p>
-          <w:p>
-            <w:r>
-              <w:t xml:space="preserve">    </w:t>
-            </w:r>
-            <w:proofErr w:type="spellStart"/>
-            <w:r>
-              <w:t>if</w:t>
-            </w:r>
-            <w:proofErr w:type="spellEnd"/>
-            <w:r>
-              <w:t xml:space="preserve"> (raiz == NULL || raiz-&gt;valor == chave)</w:t>
-            </w:r>
-          </w:p>
-          <w:p>
-            <w:r>
-              <w:t xml:space="preserve">       </w:t>
-            </w:r>
-            <w:proofErr w:type="spellStart"/>
-            <w:r>
-              <w:t>return</w:t>
-            </w:r>
-            <w:proofErr w:type="spellEnd"/>
-            <w:r>
-              <w:t xml:space="preserve"> raiz;</w:t>
-            </w:r>
-          </w:p>
-          <w:p>
-            <w:r>
-              <w:t xml:space="preserve">    </w:t>
-            </w:r>
-            <w:proofErr w:type="spellStart"/>
-            <w:r>
-              <w:t>if</w:t>
-            </w:r>
-            <w:proofErr w:type="spellEnd"/>
-            <w:r>
-              <w:t xml:space="preserve"> (raiz-&gt;valor &gt; chave)</w:t>
-            </w:r>
-          </w:p>
-          <w:p>
-            <w:r>
-              <w:t xml:space="preserve">       </w:t>
-            </w:r>
-            <w:proofErr w:type="spellStart"/>
-            <w:r>
-              <w:t>return</w:t>
-            </w:r>
-            <w:proofErr w:type="spellEnd"/>
-            <w:r>
-              <w:t xml:space="preserve"> busca(raiz-&gt;</w:t>
-            </w:r>
-            <w:proofErr w:type="spellStart"/>
-            <w:r>
-              <w:t>esq</w:t>
-            </w:r>
-            <w:proofErr w:type="spellEnd"/>
-            <w:r>
-              <w:t>, chave);</w:t>
-            </w:r>
-          </w:p>
-          <w:p>
-            <w:r>
-              <w:t xml:space="preserve">    </w:t>
-            </w:r>
-            <w:proofErr w:type="spellStart"/>
-            <w:r>
-              <w:t>return</w:t>
-            </w:r>
-            <w:proofErr w:type="spellEnd"/>
-            <w:r>
-              <w:t xml:space="preserve"> busca(raiz-&gt;</w:t>
-            </w:r>
-            <w:proofErr w:type="spellStart"/>
-            <w:r>
-              <w:t>dir</w:t>
-            </w:r>
-            <w:proofErr w:type="spellEnd"/>
-            <w:r>
-              <w:t>, chave);</w:t>
-            </w:r>
-          </w:p>
-          <w:p>
-            <w:r>
-              <w:t>}</w:t>
-            </w:r>
-          </w:p>
-        </w:tc>
-      </w:tr>
-    </w:tbl>
-    <w:p>
-      <w:r>
-        <w:lastRenderedPageBreak/>
-        <w:t xml:space="preserve">I. A função utiliza recursividade para navegar na hierarquia, o que, segundo </w:t>
+        <w:t>Considere a implementação de uma função </w:t>
       </w:r>
       <w:proofErr w:type="spellStart"/>
       <w:r>
-        <w:t>Hirama</w:t>
+        <w:t>add</w:t>
       </w:r>
       <w:proofErr w:type="spellEnd"/>
       <w:r>
-        <w:t xml:space="preserve"> (2011), facilita o entendimento e a manutenção do código através da decomposição do problema.</w:t>
-      </w:r>
-      <w:r>
-        <w:br/>
-        <w:t xml:space="preserve">II. Em uma BST perfeitamente balanceada, a complexidade de tempo da função busca é </w:t>
-      </w:r>
-      <w:proofErr w:type="gramStart"/>
-      <w:r>
-        <w:t>O(</w:t>
-      </w:r>
-      <w:proofErr w:type="gramEnd"/>
-      <w:r>
-        <w:t>log n), conforme as análises de eficiência de Ziviani (2013).</w:t>
-      </w:r>
-      <w:r>
-        <w:br/>
-        <w:t>III. Se a árvore for degenerada (similar a uma lista encadeada), a busca perde eficiência, aproximando-se de uma complexidade linear O(n).</w:t>
-      </w:r>
-      <w:r>
-        <w:br/>
-        <w:t>IV. A função falhará com um erro de segmentação caso a chave buscada não esteja presente na árvore, pois não há tratamento para o ponteiro NULL.</w:t>
-      </w:r>
-    </w:p>
-    <w:p>
-      <w:r>
-        <w:rPr>
-          <w:b/>
-          <w:bCs/>
-        </w:rPr>
-        <w:t xml:space="preserve">É correto o que se </w:t>
+        <w:t> (inserção) em uma BST e a necessidade de verificar se um ponteiro de destino (como n-&gt;</w:t>
       </w:r>
       <w:proofErr w:type="spellStart"/>
       <w:r>
-        <w:rPr>
-          <w:b/>
-          <w:bCs/>
-        </w:rPr>
-        <w:t>afirma</w:t>
+        <w:t>esq</w:t>
       </w:r>
       <w:proofErr w:type="spellEnd"/>
       <w:r>
-        <w:rPr>
-          <w:b/>
-          <w:bCs/>
-        </w:rPr>
-        <w:t xml:space="preserve"> em:</w:t>
-      </w:r>
-      <w:r>
-        <w:br/>
-        <w:t>A) I e II, apenas.</w:t>
-      </w:r>
-      <w:r>
-        <w:br/>
-        <w:t>B) I, II e III, apenas.</w:t>
-      </w:r>
-      <w:r>
-        <w:br/>
-        <w:t>C) II e IV, apenas.</w:t>
-      </w:r>
-      <w:r>
-        <w:br/>
-        <w:t>D) III e IV, apenas.</w:t>
-      </w:r>
-      <w:r>
-        <w:br/>
-        <w:t>E) I, II, III e IV.</w:t>
-      </w:r>
-    </w:p>
-    <w:p/>
-    <w:p>
-      <w:pPr>
-        <w:rPr>
-          <w:b/>
-          <w:bCs/>
-        </w:rPr>
-      </w:pPr>
-      <w:r>
-        <w:rPr>
-          <w:b/>
-          <w:bCs/>
-        </w:rPr>
-        <w:t>Questão 0</w:t>
-      </w:r>
-      <w:r>
-        <w:rPr>
-          <w:b/>
-          <w:bCs/>
-        </w:rPr>
-        <w:t>9</w:t>
-      </w:r>
-      <w:r>
-        <w:rPr>
-          <w:b/>
-          <w:bCs/>
-        </w:rPr>
-        <w:t xml:space="preserve"> </w:t>
-      </w:r>
-      <w:r>
-        <w:rPr>
-          <w:b/>
-          <w:bCs/>
-        </w:rPr>
-        <w:t>(0,5 ponto)</w:t>
-      </w:r>
-    </w:p>
-    <w:p>
-      <w:r>
-        <w:t>Com base nos conceitos de </w:t>
-      </w:r>
-      <w:proofErr w:type="spellStart"/>
-      <w:r>
-        <w:rPr>
-          <w:b/>
-          <w:bCs/>
-        </w:rPr>
-        <w:t>Kernighan</w:t>
-      </w:r>
-      <w:proofErr w:type="spellEnd"/>
-      <w:r>
-        <w:rPr>
-          <w:b/>
-          <w:bCs/>
-        </w:rPr>
-        <w:t xml:space="preserve"> e Ritchie (1989)</w:t>
-      </w:r>
-      <w:r>
-        <w:t> sobre a linguagem C e na organização de estruturas de dados de </w:t>
-      </w:r>
-      <w:r>
-        <w:rPr>
-          <w:b/>
-          <w:bCs/>
-        </w:rPr>
-        <w:t>Guimarães e Lages (1988)</w:t>
-      </w:r>
-      <w:r>
-        <w:t xml:space="preserve">, a </w:t>
-      </w:r>
-      <w:proofErr w:type="spellStart"/>
-      <w:r>
-        <w:t>desalocação</w:t>
-      </w:r>
-      <w:proofErr w:type="spellEnd"/>
-      <w:r>
-        <w:t xml:space="preserve"> de memória é tão crítica quanto a alocação. Em estruturas dinâmicas como árvores, a liberação de nós deve respeitar a hierarquia para evitar vazamentos de memória (</w:t>
-      </w:r>
-      <w:proofErr w:type="spellStart"/>
-      <w:r>
-        <w:rPr>
-          <w:i/>
-          <w:iCs/>
-        </w:rPr>
-        <w:t>memory</w:t>
-      </w:r>
-      <w:proofErr w:type="spellEnd"/>
-      <w:r>
-        <w:rPr>
-          <w:i/>
-          <w:iCs/>
-        </w:rPr>
-        <w:t xml:space="preserve"> </w:t>
-      </w:r>
-      <w:proofErr w:type="spellStart"/>
-      <w:r>
-        <w:rPr>
-          <w:i/>
-          <w:iCs/>
-        </w:rPr>
-        <w:t>leaks</w:t>
-      </w:r>
-      <w:proofErr w:type="spellEnd"/>
-      <w:r>
-        <w:t>).</w:t>
-      </w:r>
-    </w:p>
-    <w:p>
-      <w:r>
-        <w:rPr>
-          <w:b/>
-          <w:bCs/>
-        </w:rPr>
-        <w:t>Referências:</w:t>
-      </w:r>
-      <w:r>
-        <w:t> GUIMARÃES &amp; LAGES. Algoritmos e estruturas de dados (1988); KERNIGHAN &amp; RITCHIE. C: a linguagem de programação (1989).</w:t>
-      </w:r>
-    </w:p>
-    <w:p>
+        <w:t>) é NULL antes de prosseguir. Sobre o controle de fluxo e recursão nessa operação, </w:t>
+      </w:r>
       <w:r>
         <w:rPr>
           <w:b/>
@@ -2275,25 +1932,48 @@
         <w:t>ANALISE</w:t>
       </w:r>
       <w:r>
-        <w:t> as afirmações sobre o gerenciamento de memória e a destruição de uma árvore binária:</w:t>
+        <w:t> as assertivas a seguir:</w:t>
       </w:r>
     </w:p>
     <w:p>
       <w:r>
-        <w:t>I. A função </w:t>
+        <w:t>I. A verificação </w:t>
       </w:r>
       <w:proofErr w:type="spellStart"/>
-      <w:proofErr w:type="gramStart"/>
-      <w:r>
-        <w:t>free</w:t>
+      <w:r>
+        <w:t>if</w:t>
       </w:r>
       <w:proofErr w:type="spellEnd"/>
       <w:r>
-        <w:t>(</w:t>
-      </w:r>
-      <w:proofErr w:type="gramEnd"/>
-      <w:r>
-        <w:t>), aplicada a um ponteiro de nó, libera o espaço alocado no </w:t>
+        <w:t>(n-&gt;</w:t>
+      </w:r>
+      <w:proofErr w:type="spellStart"/>
+      <w:r>
+        <w:t>esq</w:t>
+      </w:r>
+      <w:proofErr w:type="spellEnd"/>
+      <w:r>
+        <w:t xml:space="preserve"> == NULL) serve como uma condição de parada ou base local para a criação de um novo nó, garantindo que o novo elemento seja conectado a uma folha existente.</w:t>
+      </w:r>
+      <w:r>
+        <w:br/>
+        <w:t>II. Caso a chamada recursiva </w:t>
+      </w:r>
+      <w:proofErr w:type="spellStart"/>
+      <w:r>
+        <w:t>add</w:t>
+      </w:r>
+      <w:proofErr w:type="spellEnd"/>
+      <w:r>
+        <w:t>(n-&gt;</w:t>
+      </w:r>
+      <w:proofErr w:type="spellStart"/>
+      <w:r>
+        <w:t>esq</w:t>
+      </w:r>
+      <w:proofErr w:type="spellEnd"/>
+      <w:r>
+        <w:t>, valor) fosse feita diretamente sem a verificação de nulidade, o programa tentaria acessar membros de um endereço inexistente, resultando em um erro de execução (</w:t>
       </w:r>
       <w:proofErr w:type="spellStart"/>
       <w:r>
@@ -2301,303 +1981,87 @@
           <w:i/>
           <w:iCs/>
         </w:rPr>
-        <w:t>heap</w:t>
+        <w:t>Runtime</w:t>
       </w:r>
       <w:proofErr w:type="spellEnd"/>
       <w:r>
-        <w:t>, mas não anula automaticamente o conteúdo dos ponteiros que apontavam para aquele endereço.</w:t>
+        <w:rPr>
+          <w:i/>
+          <w:iCs/>
+        </w:rPr>
+        <w:t xml:space="preserve"> Error</w:t>
+      </w:r>
+      <w:r>
+        <w:t>).</w:t>
       </w:r>
       <w:r>
         <w:br/>
-        <w:t>II. Para desalocar uma árvore completa sem perder referências, o percurso ideal é o </w:t>
-      </w:r>
+        <w:t>III. Segundo Melo (2003), em linguagens que utilizam gerenciamento manual de memória, como C (</w:t>
+      </w:r>
+      <w:proofErr w:type="spellStart"/>
+      <w:r>
+        <w:t>Kernighan</w:t>
+      </w:r>
+      <w:proofErr w:type="spellEnd"/>
+      <w:r>
+        <w:t xml:space="preserve"> &amp; Ritchie, 1989), a tentativa de </w:t>
+      </w:r>
+      <w:proofErr w:type="spellStart"/>
+      <w:r>
+        <w:t>desreferenciar</w:t>
+      </w:r>
+      <w:proofErr w:type="spellEnd"/>
+      <w:r>
+        <w:t xml:space="preserve"> um ponteiro nulo é uma falha de lógica que compromete a estabilidade da pilha de execução.</w:t>
+      </w:r>
+      <w:r>
+        <w:br/>
+        <w:t>IV. A ausência da verificação de nulidade antes da recursão transformaria a árvore em uma estrutura estática, impossibilitando o crescimento dinâmico da árvore em tempo de execução.</w:t>
+      </w:r>
+      <w:r>
+        <w:br/>
+        <w:t xml:space="preserve">V. De acordo com </w:t>
+      </w:r>
+      <w:proofErr w:type="spellStart"/>
+      <w:r>
+        <w:t>Hirama</w:t>
+      </w:r>
+      <w:proofErr w:type="spellEnd"/>
+      <w:r>
+        <w:t xml:space="preserve"> (2011), o tratamento preventivo de ponteiros nulos é uma prática de qualidade de software que reduz a fragilidade do código frente a entradas de dados inesperadas.</w:t>
+      </w:r>
+    </w:p>
+    <w:p>
       <w:r>
         <w:rPr>
           <w:b/>
           <w:bCs/>
         </w:rPr>
-        <w:t>pós-ordem</w:t>
-      </w:r>
-      <w:r>
-        <w:t> (filho esquerdo, filho direito e depois a raiz).</w:t>
-      </w:r>
-      <w:r>
-        <w:br/>
-        <w:t>III. O uso de alocação dinâmica permite que o tamanho da árvore seja limitado apenas pela memória disponível no sistema, característica das estruturas de dados flexíveis descritas por Guimarães e Lages (1988).</w:t>
+        <w:t>ASSINALE a alternativa que indica quais assertivas são verdadeiras:</w:t>
       </w:r>
     </w:p>
     <w:p>
       <w:r>
-        <w:rPr>
-          <w:b/>
-          <w:bCs/>
-        </w:rPr>
-        <w:t xml:space="preserve">Está correto o que se </w:t>
-      </w:r>
-      <w:proofErr w:type="spellStart"/>
-      <w:r>
-        <w:rPr>
-          <w:b/>
-          <w:bCs/>
-        </w:rPr>
-        <w:t>afirma</w:t>
-      </w:r>
-      <w:proofErr w:type="spellEnd"/>
-      <w:r>
-        <w:rPr>
-          <w:b/>
-          <w:bCs/>
-        </w:rPr>
-        <w:t xml:space="preserve"> em:</w:t>
+        <w:t>A) Apenas I, II e IV são verdadeiras.</w:t>
       </w:r>
       <w:r>
         <w:br/>
-        <w:t>a) I, apenas.</w:t>
+        <w:t>B) Apenas III, IV e V são verdadeiras.</w:t>
       </w:r>
       <w:r>
         <w:br/>
-        <w:t>b) II, apenas.</w:t>
+        <w:t>C) Apenas I, II, III e V são verdadeiras.</w:t>
       </w:r>
       <w:r>
         <w:br/>
-      </w:r>
-      <w:r>
-        <w:lastRenderedPageBreak/>
-        <w:t>c) I e III, apenas.</w:t>
-      </w:r>
-      <w:r>
-        <w:br/>
-        <w:t>d) II e III, apenas.</w:t>
-      </w:r>
-      <w:r>
-        <w:br/>
-        <w:t>e) I, II e III.</w:t>
-      </w:r>
-    </w:p>
-    <w:p>
-      <w:r>
-        <w:pict w14:anchorId="1D87259B">
-          <v:rect id="_x0000_i1031" style="width:0;height:.75pt" o:hralign="center" o:hrstd="t" o:hr="t" fillcolor="#a0a0a0" stroked="f"/>
-        </w:pict>
-      </w:r>
-    </w:p>
-    <w:p>
-      <w:pPr>
-        <w:rPr>
-          <w:b/>
-          <w:bCs/>
-        </w:rPr>
-      </w:pPr>
-      <w:r>
-        <w:rPr>
-          <w:b/>
-          <w:bCs/>
-        </w:rPr>
-        <w:t>Questão 1</w:t>
-      </w:r>
-      <w:r>
-        <w:rPr>
-          <w:b/>
-          <w:bCs/>
-        </w:rPr>
-        <w:t>0</w:t>
-      </w:r>
-      <w:r>
-        <w:rPr>
-          <w:b/>
-          <w:bCs/>
-        </w:rPr>
-        <w:t xml:space="preserve"> (0,5 ponto)</w:t>
-      </w:r>
-    </w:p>
-    <w:p>
-      <w:r>
-        <w:t>Segundo </w:t>
-      </w:r>
-      <w:r>
-        <w:rPr>
-          <w:b/>
-          <w:bCs/>
-        </w:rPr>
-        <w:t>Melo (2003)</w:t>
-      </w:r>
-      <w:r>
-        <w:t> e </w:t>
-      </w:r>
-      <w:proofErr w:type="spellStart"/>
-      <w:r>
-        <w:rPr>
-          <w:b/>
-          <w:bCs/>
-        </w:rPr>
-        <w:t>Cormen</w:t>
-      </w:r>
-      <w:proofErr w:type="spellEnd"/>
-      <w:r>
-        <w:rPr>
-          <w:b/>
-          <w:bCs/>
-        </w:rPr>
-        <w:t xml:space="preserve"> (2012)</w:t>
-      </w:r>
-      <w:r>
-        <w:t>, o percurso de uma estrutura de dados define a ordem em que os nós são visitados. Em Árvores Binárias de Busca, diferentes estratégias de caminhamento (</w:t>
-      </w:r>
-      <w:proofErr w:type="spellStart"/>
-      <w:r>
-        <w:t>Pre-order</w:t>
-      </w:r>
-      <w:proofErr w:type="spellEnd"/>
-      <w:r>
-        <w:t xml:space="preserve">, </w:t>
-      </w:r>
-      <w:proofErr w:type="spellStart"/>
-      <w:r>
-        <w:t>In-order</w:t>
-      </w:r>
-      <w:proofErr w:type="spellEnd"/>
-      <w:r>
-        <w:t>, Post-</w:t>
-      </w:r>
-      <w:proofErr w:type="spellStart"/>
-      <w:r>
-        <w:t>order</w:t>
-      </w:r>
-      <w:proofErr w:type="spellEnd"/>
-      <w:r>
-        <w:t>) produzem resultados distintos, essenciais para operações de ordenação e cópia de estruturas.</w:t>
-      </w:r>
-    </w:p>
-    <w:p>
-      <w:r>
-        <w:rPr>
-          <w:b/>
-          <w:bCs/>
-        </w:rPr>
-        <w:t>Referências:</w:t>
-      </w:r>
-      <w:r>
-        <w:t> MELO, Ana Cristina Vieira de. Princípios de linguagem de programação (2003); CORMEN, Thomas H. Algoritmos (2012); SZWARCFITER, Jayme Luiz. Grafos e algoritmos computacionais (1984).</w:t>
-      </w:r>
-    </w:p>
-    <w:p>
-      <w:r>
-        <w:t>Com base na teoria de grafos e percursos em árvores, </w:t>
-      </w:r>
-      <w:r>
-        <w:rPr>
-          <w:b/>
-          <w:bCs/>
-        </w:rPr>
-        <w:t>ANALYSE</w:t>
-      </w:r>
-      <w:r>
-        <w:t> as assertivas a seguir:</w:t>
-      </w:r>
-    </w:p>
-    <w:p>
-      <w:r>
-        <w:t>I. O percurso </w:t>
-      </w:r>
-      <w:r>
-        <w:rPr>
-          <w:b/>
-          <w:bCs/>
-        </w:rPr>
-        <w:t>em-ordem</w:t>
-      </w:r>
-      <w:r>
-        <w:t> (</w:t>
-      </w:r>
-      <w:proofErr w:type="spellStart"/>
-      <w:r>
-        <w:t>in-order</w:t>
-      </w:r>
-      <w:proofErr w:type="spellEnd"/>
-      <w:r>
-        <w:t>) em uma BST resulta na visitação dos valores em ordem crescente, uma propriedade fundamental para algoritmos de ordenação.</w:t>
-      </w:r>
-      <w:r>
-        <w:br/>
-        <w:t>II. O percurso </w:t>
-      </w:r>
-      <w:proofErr w:type="spellStart"/>
-      <w:r>
-        <w:rPr>
-          <w:b/>
-          <w:bCs/>
-        </w:rPr>
-        <w:t>pré</w:t>
-      </w:r>
-      <w:proofErr w:type="spellEnd"/>
-      <w:r>
-        <w:rPr>
-          <w:b/>
-          <w:bCs/>
-        </w:rPr>
-        <w:t>-ordem</w:t>
-      </w:r>
-      <w:r>
-        <w:t> visita a raiz antes de seus descendentes, sendo útil para criar uma cópia exata da estrutura da árvore.</w:t>
-      </w:r>
-      <w:r>
-        <w:br/>
-        <w:t xml:space="preserve">III. De acordo com </w:t>
-      </w:r>
-      <w:proofErr w:type="spellStart"/>
-      <w:r>
-        <w:t>Szwarcfiter</w:t>
-      </w:r>
-      <w:proofErr w:type="spellEnd"/>
-      <w:r>
-        <w:t xml:space="preserve"> (1984), uma árvore binária é um grafo onde existe exatamente um caminho entre quaisquer dois vértices, e a ausência de ciclos é garantida pela estrutura de ponteiros.</w:t>
-      </w:r>
-      <w:r>
-        <w:br/>
-        <w:t>IV. A profundidade de um nó, em termos de análise de algoritmos, é o número de arestas da raiz até o nó, enquanto a altura da árvore é o comprimento do caminho mais longo até uma folha.</w:t>
-      </w:r>
-      <w:r>
-        <w:br/>
-        <w:t>V. A implementação iterativa de percursos em árvores dispensa o uso de uma pilha (</w:t>
-      </w:r>
-      <w:proofErr w:type="spellStart"/>
-      <w:r>
-        <w:t>stack</w:t>
-      </w:r>
-      <w:proofErr w:type="spellEnd"/>
-      <w:r>
-        <w:t>) auxiliar, pois o ponteiro do nó pai é nativamente armazenado na estrutura Nodo padrão.</w:t>
-      </w:r>
-    </w:p>
-    <w:p>
-      <w:r>
-        <w:rPr>
-          <w:b/>
-          <w:bCs/>
-        </w:rPr>
-        <w:t>ASSINALE a alternativa que responde corretamente quais assertivas são verdadeiras:</w:t>
-      </w:r>
-      <w:r>
-        <w:br/>
-        <w:t>A) Apenas I, II e III são verdadeiras.</w:t>
-      </w:r>
-      <w:r>
-        <w:br/>
-        <w:t>B) Apenas I, II, III e IV são verdadeiras.</w:t>
-      </w:r>
-      <w:r>
-        <w:br/>
-        <w:t>C) Apenas II e V são verdadeiras.</w:t>
-      </w:r>
-      <w:r>
-        <w:br/>
-        <w:t>D) Apenas I e IV são verdadeiras.</w:t>
+        <w:t>D) Apenas II e IV são verdadeiras.</w:t>
       </w:r>
       <w:r>
         <w:br/>
         <w:t>E) Todas as assertivas são verdadeiras.</w:t>
       </w:r>
     </w:p>
+    <w:p/>
     <w:sectPr>
       <w:pgSz w:w="11906" w:h="16838"/>
       <w:pgMar w:top="1417" w:right="1701" w:bottom="1417" w:left="1701" w:header="708" w:footer="708" w:gutter="0"/>
@@ -2611,6 +2075,119 @@
 <file path=word/numbering.xml><?xml version="1.0" encoding="utf-8"?>
 <w:numbering xmlns:wpc="http://schemas.microsoft.com/office/word/2010/wordprocessingCanvas" xmlns:cx="http://schemas.microsoft.com/office/drawing/2014/chartex" xmlns:cx1="http://schemas.microsoft.com/office/drawing/2015/9/8/chartex" xmlns:cx2="http://schemas.microsoft.com/office/drawing/2015/10/21/chartex" xmlns:cx3="http://schemas.microsoft.com/office/drawing/2016/5/9/chartex" xmlns:cx4="http://schemas.microsoft.com/office/drawing/2016/5/10/chartex" xmlns:cx5="http://schemas.microsoft.com/office/drawing/2016/5/11/chartex" xmlns:cx6="http://schemas.microsoft.com/office/drawing/2016/5/12/chartex" xmlns:cx7="http://schemas.microsoft.com/office/drawing/2016/5/13/chartex" xmlns:cx8="http://schemas.microsoft.com/office/drawing/2016/5/14/chartex" xmlns:mc="http://schemas.openxmlformats.org/markup-compatibility/2006" xmlns:aink="http://schemas.microsoft.com/office/drawing/2016/ink" xmlns:am3d="http://schemas.microsoft.com/office/drawing/2017/model3d" xmlns:o="urn:schemas-microsoft-com:office:office" xmlns:oel="http://schemas.microsoft.com/office/2019/extlst" xmlns:r="http://schemas.openxmlformats.org/officeDocument/2006/relationships" xmlns:m="http://schemas.openxmlformats.org/officeDocument/2006/math" xmlns:v="urn:schemas-microsoft-com:vml" xmlns:wp14="http://schemas.microsoft.com/office/word/2010/wordprocessingDrawing" xmlns:wp="http://schemas.openxmlformats.org/drawingml/2006/wordprocessingDrawing" xmlns:w10="urn:schemas-microsoft-com:office:word" xmlns:w="http://schemas.openxmlformats.org/wordprocessingml/2006/main" xmlns:w14="http://schemas.microsoft.com/office/word/2010/wordml" xmlns:w15="http://schemas.microsoft.com/office/word/2012/wordml" xmlns:w16cex="http://schemas.microsoft.com/office/word/2018/wordml/cex" xmlns:w16cid="http://schemas.microsoft.com/office/word/2016/wordml/cid" xmlns:w16="http://schemas.microsoft.com/office/word/2018/wordml" xmlns:w16du="http://schemas.microsoft.com/office/word/2023/wordml/word16du" xmlns:w16sdtdh="http://schemas.microsoft.com/office/word/2020/wordml/sdtdatahash" xmlns:w16sdtfl="http://schemas.microsoft.com/office/word/2024/wordml/sdtformatlock" xmlns:w16se="http://schemas.microsoft.com/office/word/2015/wordml/symex" xmlns:wpg="http://schemas.microsoft.com/office/word/2010/wordprocessingGroup" xmlns:wpi="http://schemas.microsoft.com/office/word/2010/wordprocessingInk" xmlns:wne="http://schemas.microsoft.com/office/word/2006/wordml" xmlns:wps="http://schemas.microsoft.com/office/word/2010/wordprocessingShape" mc:Ignorable="w14 w15 w16se w16cid w16 w16cex w16sdtdh w16sdtfl w16du wp14">
   <w:abstractNum w:abstractNumId="0" w15:restartNumberingAfterBreak="0">
+    <w:nsid w:val="30ED255E"/>
+    <w:multiLevelType w:val="multilevel"/>
+    <w:tmpl w:val="9D9034E4"/>
+    <w:lvl w:ilvl="0">
+      <w:start w:val="1"/>
+      <w:numFmt w:val="decimal"/>
+      <w:lvlText w:val="%1."/>
+      <w:lvlJc w:val="left"/>
+      <w:pPr>
+        <w:tabs>
+          <w:tab w:val="num" w:pos="720"/>
+        </w:tabs>
+        <w:ind w:left="720" w:hanging="360"/>
+      </w:pPr>
+    </w:lvl>
+    <w:lvl w:ilvl="1" w:tentative="1">
+      <w:start w:val="1"/>
+      <w:numFmt w:val="decimal"/>
+      <w:lvlText w:val="%2."/>
+      <w:lvlJc w:val="left"/>
+      <w:pPr>
+        <w:tabs>
+          <w:tab w:val="num" w:pos="1440"/>
+        </w:tabs>
+        <w:ind w:left="1440" w:hanging="360"/>
+      </w:pPr>
+    </w:lvl>
+    <w:lvl w:ilvl="2" w:tentative="1">
+      <w:start w:val="1"/>
+      <w:numFmt w:val="decimal"/>
+      <w:lvlText w:val="%3."/>
+      <w:lvlJc w:val="left"/>
+      <w:pPr>
+        <w:tabs>
+          <w:tab w:val="num" w:pos="2160"/>
+        </w:tabs>
+        <w:ind w:left="2160" w:hanging="360"/>
+      </w:pPr>
+    </w:lvl>
+    <w:lvl w:ilvl="3" w:tentative="1">
+      <w:start w:val="1"/>
+      <w:numFmt w:val="decimal"/>
+      <w:lvlText w:val="%4."/>
+      <w:lvlJc w:val="left"/>
+      <w:pPr>
+        <w:tabs>
+          <w:tab w:val="num" w:pos="2880"/>
+        </w:tabs>
+        <w:ind w:left="2880" w:hanging="360"/>
+      </w:pPr>
+    </w:lvl>
+    <w:lvl w:ilvl="4" w:tentative="1">
+      <w:start w:val="1"/>
+      <w:numFmt w:val="decimal"/>
+      <w:lvlText w:val="%5."/>
+      <w:lvlJc w:val="left"/>
+      <w:pPr>
+        <w:tabs>
+          <w:tab w:val="num" w:pos="3600"/>
+        </w:tabs>
+        <w:ind w:left="3600" w:hanging="360"/>
+      </w:pPr>
+    </w:lvl>
+    <w:lvl w:ilvl="5" w:tentative="1">
+      <w:start w:val="1"/>
+      <w:numFmt w:val="decimal"/>
+      <w:lvlText w:val="%6."/>
+      <w:lvlJc w:val="left"/>
+      <w:pPr>
+        <w:tabs>
+          <w:tab w:val="num" w:pos="4320"/>
+        </w:tabs>
+        <w:ind w:left="4320" w:hanging="360"/>
+      </w:pPr>
+    </w:lvl>
+    <w:lvl w:ilvl="6" w:tentative="1">
+      <w:start w:val="1"/>
+      <w:numFmt w:val="decimal"/>
+      <w:lvlText w:val="%7."/>
+      <w:lvlJc w:val="left"/>
+      <w:pPr>
+        <w:tabs>
+          <w:tab w:val="num" w:pos="5040"/>
+        </w:tabs>
+        <w:ind w:left="5040" w:hanging="360"/>
+      </w:pPr>
+    </w:lvl>
+    <w:lvl w:ilvl="7" w:tentative="1">
+      <w:start w:val="1"/>
+      <w:numFmt w:val="decimal"/>
+      <w:lvlText w:val="%8."/>
+      <w:lvlJc w:val="left"/>
+      <w:pPr>
+        <w:tabs>
+          <w:tab w:val="num" w:pos="5760"/>
+        </w:tabs>
+        <w:ind w:left="5760" w:hanging="360"/>
+      </w:pPr>
+    </w:lvl>
+    <w:lvl w:ilvl="8" w:tentative="1">
+      <w:start w:val="1"/>
+      <w:numFmt w:val="decimal"/>
+      <w:lvlText w:val="%9."/>
+      <w:lvlJc w:val="left"/>
+      <w:pPr>
+        <w:tabs>
+          <w:tab w:val="num" w:pos="6480"/>
+        </w:tabs>
+        <w:ind w:left="6480" w:hanging="360"/>
+      </w:pPr>
+    </w:lvl>
+  </w:abstractNum>
+  <w:abstractNum w:abstractNumId="1" w15:restartNumberingAfterBreak="0">
     <w:nsid w:val="6729683D"/>
     <w:multiLevelType w:val="multilevel"/>
     <w:tmpl w:val="839C7198"/>
@@ -2730,6 +2307,9 @@
     </w:lvl>
   </w:abstractNum>
   <w:num w:numId="1" w16cid:durableId="1763913674">
+    <w:abstractNumId w:val="1"/>
+  </w:num>
+  <w:num w:numId="2" w16cid:durableId="1148085883">
     <w:abstractNumId w:val="0"/>
   </w:num>
 </w:numbering>

--- a/simulado/Simulado.docx
+++ b/simulado/Simulado.docx
@@ -1067,12 +1067,17 @@
               <w:t xml:space="preserve">Nodo *r = </w:t>
             </w:r>
             <w:proofErr w:type="spellStart"/>
+            <w:proofErr w:type="gramStart"/>
             <w:r>
               <w:t>create</w:t>
             </w:r>
             <w:proofErr w:type="spellEnd"/>
             <w:r>
-              <w:t>(10);</w:t>
+              <w:t>(</w:t>
+            </w:r>
+            <w:proofErr w:type="gramEnd"/>
+            <w:r>
+              <w:t>10);</w:t>
             </w:r>
           </w:p>
           <w:p>
@@ -1088,12 +1093,17 @@
               <w:t xml:space="preserve"> = </w:t>
             </w:r>
             <w:proofErr w:type="spellStart"/>
+            <w:proofErr w:type="gramStart"/>
             <w:r>
               <w:t>create</w:t>
             </w:r>
             <w:proofErr w:type="spellEnd"/>
             <w:r>
-              <w:t>(5);</w:t>
+              <w:t>(</w:t>
+            </w:r>
+            <w:proofErr w:type="gramEnd"/>
+            <w:r>
+              <w:t>5);</w:t>
             </w:r>
           </w:p>
           <w:p>
@@ -1109,12 +1119,17 @@
               <w:t xml:space="preserve"> = </w:t>
             </w:r>
             <w:proofErr w:type="spellStart"/>
+            <w:proofErr w:type="gramStart"/>
             <w:r>
               <w:t>create</w:t>
             </w:r>
             <w:proofErr w:type="spellEnd"/>
             <w:r>
-              <w:t>(15);</w:t>
+              <w:t>(</w:t>
+            </w:r>
+            <w:proofErr w:type="gramEnd"/>
+            <w:r>
+              <w:t>15);</w:t>
             </w:r>
           </w:p>
           <w:p>
@@ -1138,12 +1153,17 @@
               <w:t xml:space="preserve"> = </w:t>
             </w:r>
             <w:proofErr w:type="spellStart"/>
+            <w:proofErr w:type="gramStart"/>
             <w:r>
               <w:t>create</w:t>
             </w:r>
             <w:proofErr w:type="spellEnd"/>
             <w:r>
-              <w:t>(7);</w:t>
+              <w:t>(</w:t>
+            </w:r>
+            <w:proofErr w:type="gramEnd"/>
+            <w:r>
+              <w:t>7);</w:t>
             </w:r>
           </w:p>
         </w:tc>
@@ -1187,34 +1207,20 @@
         <w:t> e dir.</w:t>
       </w:r>
     </w:p>
+    <w:p/>
+    <w:p/>
+    <w:p/>
+    <w:p/>
+    <w:p/>
+    <w:p/>
+    <w:p/>
     <w:p>
-      <w:pPr>
-        <w:spacing w:before="200"/>
-        <w:rPr>
-          <w:b/>
-          <w:bCs/>
-          <w:i/>
-          <w:iCs/>
-        </w:rPr>
-      </w:pPr>
-      <w:r>
-        <w:t>__________________________________________________________________________________________________________________________________________________________________________________________________________________________________________________________________________________________________________________________________________________________________________________________________________________________________________________________________________________________________________________________________________________________________________________________________________________________________________________________________________________________________________________________________________________________________________________________________</w:t>
-      </w:r>
-    </w:p>
-    <w:p>
-      <w:pPr>
+      <w:r>
         <w:rPr>
           <w:b/>
           <w:bCs/>
         </w:rPr>
-      </w:pPr>
-    </w:p>
-    <w:p>
-      <w:r>
-        <w:rPr>
-          <w:b/>
-          <w:bCs/>
-        </w:rPr>
+        <w:lastRenderedPageBreak/>
         <w:t>Questão 02 (Percurso Em-Ordem)</w:t>
       </w:r>
       <w:r>
@@ -1263,20 +1269,38 @@
             </w:r>
             <w:proofErr w:type="spellEnd"/>
             <w:r>
-              <w:t xml:space="preserve"> imprimir(Nodo *n){</w:t>
-            </w:r>
+              <w:t xml:space="preserve"> </w:t>
+            </w:r>
+            <w:proofErr w:type="gramStart"/>
+            <w:r>
+              <w:t>imprimir(</w:t>
+            </w:r>
+            <w:proofErr w:type="gramEnd"/>
+            <w:r>
+              <w:t>Nodo *</w:t>
+            </w:r>
+            <w:proofErr w:type="gramStart"/>
+            <w:r>
+              <w:t>n){</w:t>
+            </w:r>
+            <w:proofErr w:type="gramEnd"/>
           </w:p>
           <w:p>
             <w:r>
               <w:t xml:space="preserve">    </w:t>
             </w:r>
             <w:proofErr w:type="spellStart"/>
+            <w:proofErr w:type="gramStart"/>
             <w:r>
               <w:t>if</w:t>
             </w:r>
             <w:proofErr w:type="spellEnd"/>
             <w:r>
-              <w:t xml:space="preserve">(n == NULL) </w:t>
+              <w:t>(</w:t>
+            </w:r>
+            <w:proofErr w:type="gramEnd"/>
+            <w:r>
+              <w:t xml:space="preserve">n == NULL) </w:t>
             </w:r>
             <w:proofErr w:type="spellStart"/>
             <w:r>
@@ -1305,12 +1329,17 @@
               <w:t xml:space="preserve">    </w:t>
             </w:r>
             <w:proofErr w:type="spellStart"/>
+            <w:proofErr w:type="gramStart"/>
             <w:r>
               <w:t>printf</w:t>
             </w:r>
             <w:proofErr w:type="spellEnd"/>
             <w:r>
-              <w:t>("%d ", n-&gt;valor);</w:t>
+              <w:t>(</w:t>
+            </w:r>
+            <w:proofErr w:type="gramEnd"/>
+            <w:r>
+              <w:t>"%d ", n-&gt;valor);</w:t>
             </w:r>
           </w:p>
           <w:p>
@@ -1357,11 +1386,12 @@
         <w:t> por que o valor da raiz não é o primeiro a ser impresso.</w:t>
       </w:r>
     </w:p>
-    <w:p>
-      <w:r>
-        <w:t>____________________________________________________________________________________________________________________________________________________________________________________________________________________________________________________________________________________________________________________________________________________________________________________________________________________________________________________________________________________________________________________________________________________________________________________________________________________________________________________________________________________________________________________________________________________________________________________________________________________________________________________________________________________________________________________________________________________________</w:t>
-      </w:r>
-    </w:p>
+    <w:p/>
+    <w:p/>
+    <w:p/>
+    <w:p/>
+    <w:p/>
+    <w:p/>
     <w:p>
       <w:r>
         <w:rPr>
@@ -1398,107 +1428,10 @@
         <w:t> quem é o seu "avô" na estrutura.</w:t>
       </w:r>
     </w:p>
-    <w:p>
-      <w:r>
-        <w:t>_________________________________________________________________________________________________________________________________________________________________________________________________________________________________________________________________________________________________________________________________________________________________________________________________</w:t>
-      </w:r>
-      <w:r>
-        <w:lastRenderedPageBreak/>
-        <w:t>___________________________________________________________________________________________________________________________________________________________________________________________________________________________________________________________________________________________________________________________________________________________________________________________________________________________________________________________________________________________________________________________________________________________</w:t>
-      </w:r>
-    </w:p>
-    <w:p/>
-    <w:p/>
-    <w:p>
-      <w:r>
-        <w:rPr>
-          <w:b/>
-          <w:bCs/>
-        </w:rPr>
-        <w:t>Questão 04 (Gestão de Memória)</w:t>
-      </w:r>
-      <w:r>
-        <w:br/>
-        <w:t>Na função </w:t>
-      </w:r>
-      <w:proofErr w:type="spellStart"/>
-      <w:r>
-        <w:t>create</w:t>
-      </w:r>
-      <w:proofErr w:type="spellEnd"/>
-      <w:r>
-        <w:t>, utilizamos </w:t>
-      </w:r>
-      <w:proofErr w:type="spellStart"/>
-      <w:r>
-        <w:t>malloc</w:t>
-      </w:r>
-      <w:proofErr w:type="spellEnd"/>
-      <w:r>
-        <w:t>. Se um sistema executar milhares de inserções sem nunca utilizar a função </w:t>
-      </w:r>
-      <w:proofErr w:type="spellStart"/>
-      <w:r>
-        <w:t>free</w:t>
-      </w:r>
-      <w:proofErr w:type="spellEnd"/>
-      <w:r>
-        <w:t>(), ocorrerá um fenômeno crítico.</w:t>
-      </w:r>
-      <w:r>
-        <w:br/>
-      </w:r>
-      <w:r>
-        <w:rPr>
-          <w:b/>
-          <w:bCs/>
-        </w:rPr>
-        <w:t>DISCORRA</w:t>
-      </w:r>
-      <w:r>
-        <w:t> sobre como esse fenômeno (</w:t>
-      </w:r>
-      <w:proofErr w:type="spellStart"/>
-      <w:r>
-        <w:t>Memory</w:t>
-      </w:r>
-      <w:proofErr w:type="spellEnd"/>
-      <w:r>
-        <w:t xml:space="preserve"> </w:t>
-      </w:r>
-      <w:proofErr w:type="spellStart"/>
-      <w:r>
-        <w:t>Leak</w:t>
-      </w:r>
-      <w:proofErr w:type="spellEnd"/>
-      <w:r>
-        <w:t>) afeta a execução a longo prazo e </w:t>
-      </w:r>
-      <w:r>
-        <w:rPr>
-          <w:b/>
-          <w:bCs/>
-        </w:rPr>
-        <w:t>EXPLIQUE</w:t>
-      </w:r>
-      <w:r>
-        <w:t> o papel do ponteiro NULL para evitar que o </w:t>
-      </w:r>
-      <w:proofErr w:type="spellStart"/>
-      <w:r>
-        <w:t>free</w:t>
-      </w:r>
-      <w:proofErr w:type="spellEnd"/>
-      <w:r>
-        <w:t>() tente liberar endereços inválidos.</w:t>
-      </w:r>
-    </w:p>
-    <w:p/>
-    <w:p>
-      <w:r>
-        <w:t>____________________________________________________________________________________________________________________________________________________________________________________________________________________________________________________________________________________________________________________________________________________________________________________________________________________________________________________________________________________________________________________________________________________________________________________________________________________________________________________________________________________________________________________________________________________________________________________________________________________________________________________________________________________________________________________________________________________________</w:t>
-      </w:r>
-    </w:p>
+    <w:p/>
+    <w:p/>
+    <w:p/>
+    <w:p/>
     <w:p/>
     <w:p>
       <w:pPr>
@@ -1507,6 +1440,118 @@
           <w:bCs/>
         </w:rPr>
       </w:pPr>
+    </w:p>
+    <w:p>
+      <w:r>
+        <w:rPr>
+          <w:b/>
+          <w:bCs/>
+        </w:rPr>
+        <w:lastRenderedPageBreak/>
+        <w:t>Questão 04 (Gestão de Memória)</w:t>
+      </w:r>
+      <w:r>
+        <w:br/>
+        <w:t>Na função </w:t>
+      </w:r>
+      <w:proofErr w:type="spellStart"/>
+      <w:r>
+        <w:t>create</w:t>
+      </w:r>
+      <w:proofErr w:type="spellEnd"/>
+      <w:r>
+        <w:t>, utilizamos </w:t>
+      </w:r>
+      <w:proofErr w:type="spellStart"/>
+      <w:r>
+        <w:t>malloc</w:t>
+      </w:r>
+      <w:proofErr w:type="spellEnd"/>
+      <w:r>
+        <w:t>. Se um sistema executar milhares de inserções sem nunca utilizar a função </w:t>
+      </w:r>
+      <w:proofErr w:type="spellStart"/>
+      <w:proofErr w:type="gramStart"/>
+      <w:r>
+        <w:t>free</w:t>
+      </w:r>
+      <w:proofErr w:type="spellEnd"/>
+      <w:r>
+        <w:t>(</w:t>
+      </w:r>
+      <w:proofErr w:type="gramEnd"/>
+      <w:r>
+        <w:t>), ocorrerá um fenômeno crítico.</w:t>
+      </w:r>
+      <w:r>
+        <w:br/>
+      </w:r>
+      <w:r>
+        <w:rPr>
+          <w:b/>
+          <w:bCs/>
+        </w:rPr>
+        <w:t>DISCORRA</w:t>
+      </w:r>
+      <w:r>
+        <w:t> sobre como esse fenômeno (</w:t>
+      </w:r>
+      <w:proofErr w:type="spellStart"/>
+      <w:r>
+        <w:t>Memory</w:t>
+      </w:r>
+      <w:proofErr w:type="spellEnd"/>
+      <w:r>
+        <w:t xml:space="preserve"> </w:t>
+      </w:r>
+      <w:proofErr w:type="spellStart"/>
+      <w:r>
+        <w:t>Leak</w:t>
+      </w:r>
+      <w:proofErr w:type="spellEnd"/>
+      <w:r>
+        <w:t>) afeta a execução a longo prazo e </w:t>
+      </w:r>
+      <w:r>
+        <w:rPr>
+          <w:b/>
+          <w:bCs/>
+        </w:rPr>
+        <w:t>EXPLIQUE</w:t>
+      </w:r>
+      <w:r>
+        <w:t> o papel do ponteiro NULL para evitar que o </w:t>
+      </w:r>
+      <w:proofErr w:type="spellStart"/>
+      <w:proofErr w:type="gramStart"/>
+      <w:r>
+        <w:t>free</w:t>
+      </w:r>
+      <w:proofErr w:type="spellEnd"/>
+      <w:r>
+        <w:t>(</w:t>
+      </w:r>
+      <w:proofErr w:type="gramEnd"/>
+      <w:r>
+        <w:t>) tente liberar endereços inválidos.</w:t>
+      </w:r>
+    </w:p>
+    <w:p/>
+    <w:p/>
+    <w:p/>
+    <w:p/>
+    <w:p/>
+    <w:p/>
+    <w:p/>
+    <w:p/>
+    <w:p/>
+    <w:p>
+      <w:pPr>
+        <w:rPr>
+          <w:b/>
+          <w:bCs/>
+        </w:rPr>
+      </w:pPr>
       <w:r>
         <w:rPr>
           <w:b/>
@@ -1522,7 +1567,6 @@
     </w:p>
     <w:p>
       <w:r>
-        <w:lastRenderedPageBreak/>
         <w:t>Referências:</w:t>
       </w:r>
       <w:r>
@@ -1602,12 +1646,17 @@
         <w:t xml:space="preserve">na função </w:t>
       </w:r>
       <w:proofErr w:type="spellStart"/>
+      <w:proofErr w:type="gramStart"/>
       <w:r>
         <w:t>add</w:t>
       </w:r>
       <w:proofErr w:type="spellEnd"/>
       <w:r>
-        <w:t xml:space="preserve">() </w:t>
+        <w:t>(</w:t>
+      </w:r>
+      <w:proofErr w:type="gramEnd"/>
+      <w:r>
+        <w:t xml:space="preserve">) </w:t>
       </w:r>
       <w:r>
         <w:t>antes de chamar a recursão? O que aconteceria se chamássemos </w:t>
@@ -1631,11 +1680,10 @@
     </w:p>
     <w:p/>
     <w:p/>
-    <w:p>
-      <w:r>
-        <w:t>____________________________________________________________________________________________________________________________________________________________________________________________________________________________________________________________________________________________________________________________________________________________________________________________________________________________________________________________________________________________________________________________________________________________________________________________________________________________________________________________________________________________________________________________________________________________________________________________________________________________________________________________________________________________________________________________________________________________</w:t>
-      </w:r>
-    </w:p>
+    <w:p/>
+    <w:p/>
+    <w:p/>
+    <w:p/>
     <w:p/>
     <w:p/>
     <w:p>
@@ -1681,7 +1729,15 @@
             </w:r>
             <w:proofErr w:type="spellEnd"/>
             <w:r>
-              <w:t xml:space="preserve"> buscar(Nodo *n, </w:t>
+              <w:t xml:space="preserve"> </w:t>
+            </w:r>
+            <w:proofErr w:type="gramStart"/>
+            <w:r>
+              <w:t>buscar(</w:t>
+            </w:r>
+            <w:proofErr w:type="gramEnd"/>
+            <w:r>
+              <w:t xml:space="preserve">Nodo *n, </w:t>
             </w:r>
             <w:proofErr w:type="spellStart"/>
             <w:r>
@@ -1689,20 +1745,30 @@
             </w:r>
             <w:proofErr w:type="spellEnd"/>
             <w:r>
-              <w:t xml:space="preserve"> x){</w:t>
-            </w:r>
+              <w:t xml:space="preserve"> </w:t>
+            </w:r>
+            <w:proofErr w:type="gramStart"/>
+            <w:r>
+              <w:t>x){</w:t>
+            </w:r>
+            <w:proofErr w:type="gramEnd"/>
           </w:p>
           <w:p>
             <w:r>
               <w:t xml:space="preserve">    </w:t>
             </w:r>
             <w:proofErr w:type="spellStart"/>
+            <w:proofErr w:type="gramStart"/>
             <w:r>
               <w:t>if</w:t>
             </w:r>
             <w:proofErr w:type="spellEnd"/>
             <w:r>
-              <w:t xml:space="preserve">(n == NULL) </w:t>
+              <w:t>(</w:t>
+            </w:r>
+            <w:proofErr w:type="gramEnd"/>
+            <w:r>
+              <w:t xml:space="preserve">n == NULL) </w:t>
             </w:r>
             <w:proofErr w:type="spellStart"/>
             <w:r>
@@ -1765,7 +1831,6 @@
           </w:p>
           <w:p>
             <w:r>
-              <w:lastRenderedPageBreak/>
               <w:t>}</w:t>
             </w:r>
           </w:p>
@@ -1788,17 +1853,22 @@
         <w:t> o caminho das chamadas recursivas até o retorno final da função.</w:t>
       </w:r>
     </w:p>
-    <w:p>
-      <w:r>
-        <w:t>____________________________________________________________________________________________________________________________________________________________________________________________________________________________________________________________________________________________________________________________________________________________________________________________________________________________________________________________________________________________________________________________________________________________________________________________________________________________________________________________________________________________________________________________________________________________________________________________________________________________________________________________________________________________________________________________________________________________</w:t>
-      </w:r>
-    </w:p>
+    <w:p/>
+    <w:p/>
+    <w:p/>
+    <w:p/>
+    <w:p/>
+    <w:p/>
+    <w:p/>
+    <w:p/>
+    <w:p/>
     <w:p>
       <w:r>
         <w:rPr>
           <w:b/>
           <w:bCs/>
         </w:rPr>
+        <w:lastRenderedPageBreak/>
         <w:t>Questão 07 (Grau de Saída)</w:t>
       </w:r>
       <w:r>
@@ -1845,11 +1915,15 @@
         <w:t>.</w:t>
       </w:r>
     </w:p>
-    <w:p>
-      <w:r>
-        <w:t>____________________________________________________________________________________________________________________________________________________________________________________________________________________________________________________________________________________________________________________________________________________________________________________________________________________________________________________________________________________________________________________________________________________________________________________________________________________________________________________________________________________________________________________________________________________________________________________________________________________________________________________________________________________________________________________________________________________________</w:t>
-      </w:r>
-    </w:p>
+    <w:p/>
+    <w:p/>
+    <w:p/>
+    <w:p/>
+    <w:p/>
+    <w:p/>
+    <w:p/>
+    <w:p/>
+    <w:p/>
     <w:p>
       <w:r>
         <w:rPr>
@@ -1868,11 +1942,7 @@
     </w:p>
     <w:p>
       <w:r>
-        <w:t xml:space="preserve">De acordo com Ziviani (2013) e Guimarães &amp; Lages (1988), a inserção em Árvores Binárias de Busca (BST) é um processo inerentemente recursivo que exige a manipulação precisa de ponteiros. A integridade da estrutura depende da correta </w:t>
-      </w:r>
-      <w:r>
-        <w:lastRenderedPageBreak/>
-        <w:t>identificação dos nós folha e do tratamento de referências nulas para evitar falhas de segmentação ou comportamentos indefinidos durante a execução do algoritmo.</w:t>
+        <w:t>De acordo com Ziviani (2013) e Guimarães &amp; Lages (1988), a inserção em Árvores Binárias de Busca (BST) é um processo inerentemente recursivo que exige a manipulação precisa de ponteiros. A integridade da estrutura depende da correta identificação dos nós folha e do tratamento de referências nulas para evitar falhas de segmentação ou comportamentos indefinidos durante a execução do algoritmo.</w:t>
       </w:r>
     </w:p>
     <w:p>
@@ -1973,7 +2043,11 @@
       </w:r>
       <w:proofErr w:type="spellEnd"/>
       <w:r>
-        <w:t>, valor) fosse feita diretamente sem a verificação de nulidade, o programa tentaria acessar membros de um endereço inexistente, resultando em um erro de execução (</w:t>
+        <w:t xml:space="preserve">, valor) fosse feita diretamente sem a </w:t>
+      </w:r>
+      <w:r>
+        <w:lastRenderedPageBreak/>
+        <w:t>verificação de nulidade, o programa tentaria acessar membros de um endereço inexistente, resultando em um erro de execução (</w:t>
       </w:r>
       <w:proofErr w:type="spellStart"/>
       <w:r>
@@ -2919,6 +2993,7 @@
   <w:style w:type="character" w:default="1" w:styleId="Fontepargpadro">
     <w:name w:val="Default Paragraph Font"/>
     <w:uiPriority w:val="1"/>
+    <w:semiHidden/>
     <w:unhideWhenUsed/>
   </w:style>
   <w:style w:type="table" w:default="1" w:styleId="Tabelanormal">

--- a/simulado/Simulado.docx
+++ b/simulado/Simulado.docx
@@ -824,183 +824,6 @@
           </w:p>
         </w:tc>
       </w:tr>
-      <w:tr>
-        <w:trPr>
-          <w:trHeight w:val="368"/>
-        </w:trPr>
-        <w:tc>
-          <w:tcPr>
-            <w:tcW w:w="1877" w:type="pct"/>
-            <w:vAlign w:val="center"/>
-          </w:tcPr>
-          <w:p>
-            <w:pPr>
-              <w:spacing w:line="240" w:lineRule="auto"/>
-              <w:jc w:val="center"/>
-              <w:rPr>
-                <w:sz w:val="28"/>
-                <w:szCs w:val="28"/>
-              </w:rPr>
-            </w:pPr>
-            <w:r>
-              <w:rPr>
-                <w:sz w:val="28"/>
-                <w:szCs w:val="28"/>
-              </w:rPr>
-              <w:t>9</w:t>
-            </w:r>
-          </w:p>
-        </w:tc>
-        <w:tc>
-          <w:tcPr>
-            <w:tcW w:w="625" w:type="pct"/>
-            <w:vAlign w:val="center"/>
-          </w:tcPr>
-          <w:p>
-            <w:pPr>
-              <w:spacing w:line="240" w:lineRule="auto"/>
-              <w:jc w:val="center"/>
-            </w:pPr>
-          </w:p>
-        </w:tc>
-        <w:tc>
-          <w:tcPr>
-            <w:tcW w:w="625" w:type="pct"/>
-            <w:vAlign w:val="center"/>
-          </w:tcPr>
-          <w:p>
-            <w:pPr>
-              <w:spacing w:line="240" w:lineRule="auto"/>
-              <w:ind w:hanging="14"/>
-              <w:jc w:val="center"/>
-            </w:pPr>
-          </w:p>
-        </w:tc>
-        <w:tc>
-          <w:tcPr>
-            <w:tcW w:w="625" w:type="pct"/>
-            <w:vAlign w:val="center"/>
-          </w:tcPr>
-          <w:p>
-            <w:pPr>
-              <w:spacing w:line="240" w:lineRule="auto"/>
-              <w:jc w:val="center"/>
-            </w:pPr>
-          </w:p>
-        </w:tc>
-        <w:tc>
-          <w:tcPr>
-            <w:tcW w:w="625" w:type="pct"/>
-            <w:vAlign w:val="center"/>
-          </w:tcPr>
-          <w:p>
-            <w:pPr>
-              <w:spacing w:line="240" w:lineRule="auto"/>
-              <w:jc w:val="center"/>
-            </w:pPr>
-          </w:p>
-        </w:tc>
-        <w:tc>
-          <w:tcPr>
-            <w:tcW w:w="623" w:type="pct"/>
-            <w:vAlign w:val="center"/>
-          </w:tcPr>
-          <w:p>
-            <w:pPr>
-              <w:spacing w:line="240" w:lineRule="auto"/>
-              <w:jc w:val="center"/>
-            </w:pPr>
-          </w:p>
-        </w:tc>
-      </w:tr>
-      <w:tr>
-        <w:trPr>
-          <w:trHeight w:val="368"/>
-        </w:trPr>
-        <w:tc>
-          <w:tcPr>
-            <w:tcW w:w="1877" w:type="pct"/>
-            <w:vAlign w:val="center"/>
-          </w:tcPr>
-          <w:p>
-            <w:pPr>
-              <w:spacing w:line="240" w:lineRule="auto"/>
-              <w:jc w:val="center"/>
-              <w:rPr>
-                <w:sz w:val="28"/>
-                <w:szCs w:val="28"/>
-              </w:rPr>
-            </w:pPr>
-            <w:r>
-              <w:rPr>
-                <w:sz w:val="28"/>
-                <w:szCs w:val="28"/>
-              </w:rPr>
-              <w:t>10</w:t>
-            </w:r>
-          </w:p>
-        </w:tc>
-        <w:tc>
-          <w:tcPr>
-            <w:tcW w:w="625" w:type="pct"/>
-            <w:vAlign w:val="center"/>
-          </w:tcPr>
-          <w:p>
-            <w:pPr>
-              <w:spacing w:line="240" w:lineRule="auto"/>
-              <w:jc w:val="center"/>
-            </w:pPr>
-          </w:p>
-        </w:tc>
-        <w:tc>
-          <w:tcPr>
-            <w:tcW w:w="625" w:type="pct"/>
-            <w:vAlign w:val="center"/>
-          </w:tcPr>
-          <w:p>
-            <w:pPr>
-              <w:spacing w:line="240" w:lineRule="auto"/>
-              <w:ind w:hanging="14"/>
-              <w:jc w:val="center"/>
-            </w:pPr>
-          </w:p>
-        </w:tc>
-        <w:tc>
-          <w:tcPr>
-            <w:tcW w:w="625" w:type="pct"/>
-            <w:vAlign w:val="center"/>
-          </w:tcPr>
-          <w:p>
-            <w:pPr>
-              <w:spacing w:line="240" w:lineRule="auto"/>
-              <w:jc w:val="center"/>
-            </w:pPr>
-          </w:p>
-        </w:tc>
-        <w:tc>
-          <w:tcPr>
-            <w:tcW w:w="625" w:type="pct"/>
-            <w:vAlign w:val="center"/>
-          </w:tcPr>
-          <w:p>
-            <w:pPr>
-              <w:spacing w:line="240" w:lineRule="auto"/>
-              <w:jc w:val="center"/>
-            </w:pPr>
-          </w:p>
-        </w:tc>
-        <w:tc>
-          <w:tcPr>
-            <w:tcW w:w="623" w:type="pct"/>
-            <w:vAlign w:val="center"/>
-          </w:tcPr>
-          <w:p>
-            <w:pPr>
-              <w:spacing w:line="240" w:lineRule="auto"/>
-            </w:pPr>
-          </w:p>
-        </w:tc>
-      </w:tr>
     </w:tbl>
     <w:p>
       <w:pPr>
@@ -1207,6 +1030,7 @@
         <w:t> e dir.</w:t>
       </w:r>
     </w:p>
+    <w:p/>
     <w:p/>
     <w:p/>
     <w:p/>
@@ -1678,11 +1502,17 @@
         <w:t>, valor) diretamente?</w:t>
       </w:r>
     </w:p>
-    <w:p/>
-    <w:p/>
-    <w:p/>
-    <w:p/>
-    <w:p/>
+    <w:p>
+      <w:pPr>
+        <w:tabs>
+          <w:tab w:val="left" w:pos="2724"/>
+        </w:tabs>
+      </w:pPr>
+      <w:r>
+        <w:lastRenderedPageBreak/>
+        <w:tab/>
+      </w:r>
+    </w:p>
     <w:p/>
     <w:p/>
     <w:p/>
@@ -1868,7 +1698,6 @@
           <w:b/>
           <w:bCs/>
         </w:rPr>
-        <w:lastRenderedPageBreak/>
         <w:t>Questão 07 (Grau de Saída)</w:t>
       </w:r>
       <w:r>
@@ -2043,11 +1872,7 @@
       </w:r>
       <w:proofErr w:type="spellEnd"/>
       <w:r>
-        <w:t xml:space="preserve">, valor) fosse feita diretamente sem a </w:t>
-      </w:r>
-      <w:r>
-        <w:lastRenderedPageBreak/>
-        <w:t>verificação de nulidade, o programa tentaria acessar membros de um endereço inexistente, resultando em um erro de execução (</w:t>
+        <w:t>, valor) fosse feita diretamente sem a verificação de nulidade, o programa tentaria acessar membros de um endereço inexistente, resultando em um erro de execução (</w:t>
       </w:r>
       <w:proofErr w:type="spellStart"/>
       <w:r>
@@ -2090,7 +1915,11 @@
       </w:r>
       <w:r>
         <w:br/>
-        <w:t>IV. A ausência da verificação de nulidade antes da recursão transformaria a árvore em uma estrutura estática, impossibilitando o crescimento dinâmico da árvore em tempo de execução.</w:t>
+        <w:t xml:space="preserve">IV. A ausência da verificação de nulidade antes da recursão transformaria a árvore </w:t>
+      </w:r>
+      <w:r>
+        <w:lastRenderedPageBreak/>
+        <w:t>em uma estrutura estática, impossibilitando o crescimento dinâmico da árvore em tempo de execução.</w:t>
       </w:r>
       <w:r>
         <w:br/>

--- a/simulado/Simulado.docx
+++ b/simulado/Simulado.docx
@@ -890,17 +890,12 @@
               <w:t xml:space="preserve">Nodo *r = </w:t>
             </w:r>
             <w:proofErr w:type="spellStart"/>
-            <w:proofErr w:type="gramStart"/>
             <w:r>
               <w:t>create</w:t>
             </w:r>
             <w:proofErr w:type="spellEnd"/>
             <w:r>
-              <w:t>(</w:t>
-            </w:r>
-            <w:proofErr w:type="gramEnd"/>
-            <w:r>
-              <w:t>10);</w:t>
+              <w:t>(10);</w:t>
             </w:r>
           </w:p>
           <w:p>
@@ -916,17 +911,12 @@
               <w:t xml:space="preserve"> = </w:t>
             </w:r>
             <w:proofErr w:type="spellStart"/>
-            <w:proofErr w:type="gramStart"/>
             <w:r>
               <w:t>create</w:t>
             </w:r>
             <w:proofErr w:type="spellEnd"/>
             <w:r>
-              <w:t>(</w:t>
-            </w:r>
-            <w:proofErr w:type="gramEnd"/>
-            <w:r>
-              <w:t>5);</w:t>
+              <w:t>(5);</w:t>
             </w:r>
           </w:p>
           <w:p>
@@ -942,17 +932,12 @@
               <w:t xml:space="preserve"> = </w:t>
             </w:r>
             <w:proofErr w:type="spellStart"/>
-            <w:proofErr w:type="gramStart"/>
             <w:r>
               <w:t>create</w:t>
             </w:r>
             <w:proofErr w:type="spellEnd"/>
             <w:r>
-              <w:t>(</w:t>
-            </w:r>
-            <w:proofErr w:type="gramEnd"/>
-            <w:r>
-              <w:t>15);</w:t>
+              <w:t>(15);</w:t>
             </w:r>
           </w:p>
           <w:p>
@@ -976,17 +961,12 @@
               <w:t xml:space="preserve"> = </w:t>
             </w:r>
             <w:proofErr w:type="spellStart"/>
-            <w:proofErr w:type="gramStart"/>
             <w:r>
               <w:t>create</w:t>
             </w:r>
             <w:proofErr w:type="spellEnd"/>
             <w:r>
-              <w:t>(</w:t>
-            </w:r>
-            <w:proofErr w:type="gramEnd"/>
-            <w:r>
-              <w:t>7);</w:t>
+              <w:t>(7);</w:t>
             </w:r>
           </w:p>
         </w:tc>
@@ -1093,38 +1073,20 @@
             </w:r>
             <w:proofErr w:type="spellEnd"/>
             <w:r>
-              <w:t xml:space="preserve"> </w:t>
-            </w:r>
-            <w:proofErr w:type="gramStart"/>
-            <w:r>
-              <w:t>imprimir(</w:t>
-            </w:r>
-            <w:proofErr w:type="gramEnd"/>
-            <w:r>
-              <w:t>Nodo *</w:t>
-            </w:r>
-            <w:proofErr w:type="gramStart"/>
-            <w:r>
-              <w:t>n){</w:t>
-            </w:r>
-            <w:proofErr w:type="gramEnd"/>
+              <w:t xml:space="preserve"> imprimir(Nodo *n){</w:t>
+            </w:r>
           </w:p>
           <w:p>
             <w:r>
               <w:t xml:space="preserve">    </w:t>
             </w:r>
             <w:proofErr w:type="spellStart"/>
-            <w:proofErr w:type="gramStart"/>
             <w:r>
               <w:t>if</w:t>
             </w:r>
             <w:proofErr w:type="spellEnd"/>
             <w:r>
-              <w:t>(</w:t>
-            </w:r>
-            <w:proofErr w:type="gramEnd"/>
-            <w:r>
-              <w:t xml:space="preserve">n == NULL) </w:t>
+              <w:t xml:space="preserve">(n == NULL) </w:t>
             </w:r>
             <w:proofErr w:type="spellStart"/>
             <w:r>
@@ -1153,17 +1115,12 @@
               <w:t xml:space="preserve">    </w:t>
             </w:r>
             <w:proofErr w:type="spellStart"/>
-            <w:proofErr w:type="gramStart"/>
             <w:r>
               <w:t>printf</w:t>
             </w:r>
             <w:proofErr w:type="spellEnd"/>
             <w:r>
-              <w:t>(</w:t>
-            </w:r>
-            <w:proofErr w:type="gramEnd"/>
-            <w:r>
-              <w:t>"%d ", n-&gt;valor);</w:t>
+              <w:t>("%d ", n-&gt;valor);</w:t>
             </w:r>
           </w:p>
           <w:p>
@@ -1295,17 +1252,12 @@
         <w:t>. Se um sistema executar milhares de inserções sem nunca utilizar a função </w:t>
       </w:r>
       <w:proofErr w:type="spellStart"/>
-      <w:proofErr w:type="gramStart"/>
       <w:r>
         <w:t>free</w:t>
       </w:r>
       <w:proofErr w:type="spellEnd"/>
       <w:r>
-        <w:t>(</w:t>
-      </w:r>
-      <w:proofErr w:type="gramEnd"/>
-      <w:r>
-        <w:t>), ocorrerá um fenômeno crítico.</w:t>
+        <w:t>(), ocorrerá um fenômeno crítico.</w:t>
       </w:r>
       <w:r>
         <w:br/>
@@ -1347,17 +1299,12 @@
         <w:t> o papel do ponteiro NULL para evitar que o </w:t>
       </w:r>
       <w:proofErr w:type="spellStart"/>
-      <w:proofErr w:type="gramStart"/>
       <w:r>
         <w:t>free</w:t>
       </w:r>
       <w:proofErr w:type="spellEnd"/>
       <w:r>
-        <w:t>(</w:t>
-      </w:r>
-      <w:proofErr w:type="gramEnd"/>
-      <w:r>
-        <w:t>) tente liberar endereços inválidos.</w:t>
+        <w:t>() tente liberar endereços inválidos.</w:t>
       </w:r>
     </w:p>
     <w:p/>
@@ -1470,17 +1417,12 @@
         <w:t xml:space="preserve">na função </w:t>
       </w:r>
       <w:proofErr w:type="spellStart"/>
-      <w:proofErr w:type="gramStart"/>
       <w:r>
         <w:t>add</w:t>
       </w:r>
       <w:proofErr w:type="spellEnd"/>
       <w:r>
-        <w:t>(</w:t>
-      </w:r>
-      <w:proofErr w:type="gramEnd"/>
-      <w:r>
-        <w:t xml:space="preserve">) </w:t>
+        <w:t xml:space="preserve">() </w:t>
       </w:r>
       <w:r>
         <w:t>antes de chamar a recursão? O que aconteceria se chamássemos </w:t>
@@ -1559,15 +1501,7 @@
             </w:r>
             <w:proofErr w:type="spellEnd"/>
             <w:r>
-              <w:t xml:space="preserve"> </w:t>
-            </w:r>
-            <w:proofErr w:type="gramStart"/>
-            <w:r>
-              <w:t>buscar(</w:t>
-            </w:r>
-            <w:proofErr w:type="gramEnd"/>
-            <w:r>
-              <w:t xml:space="preserve">Nodo *n, </w:t>
+              <w:t xml:space="preserve"> buscar(Nodo *n, </w:t>
             </w:r>
             <w:proofErr w:type="spellStart"/>
             <w:r>
@@ -1575,30 +1509,20 @@
             </w:r>
             <w:proofErr w:type="spellEnd"/>
             <w:r>
-              <w:t xml:space="preserve"> </w:t>
-            </w:r>
-            <w:proofErr w:type="gramStart"/>
-            <w:r>
-              <w:t>x){</w:t>
-            </w:r>
-            <w:proofErr w:type="gramEnd"/>
+              <w:t xml:space="preserve"> x){</w:t>
+            </w:r>
           </w:p>
           <w:p>
             <w:r>
               <w:t xml:space="preserve">    </w:t>
             </w:r>
             <w:proofErr w:type="spellStart"/>
-            <w:proofErr w:type="gramStart"/>
             <w:r>
               <w:t>if</w:t>
             </w:r>
             <w:proofErr w:type="spellEnd"/>
             <w:r>
-              <w:t>(</w:t>
-            </w:r>
-            <w:proofErr w:type="gramEnd"/>
-            <w:r>
-              <w:t xml:space="preserve">n == NULL) </w:t>
+              <w:t xml:space="preserve">(n == NULL) </w:t>
             </w:r>
             <w:proofErr w:type="spellStart"/>
             <w:r>
@@ -1852,7 +1776,13 @@
       </w:r>
       <w:proofErr w:type="spellEnd"/>
       <w:r>
-        <w:t xml:space="preserve"> == NULL) serve como uma condição de parada ou base local para a criação de um novo nó, garantindo que o novo elemento seja conectado a uma folha existente.</w:t>
+        <w:t xml:space="preserve"> == NULL) serve </w:t>
+      </w:r>
+      <w:r>
+        <w:t>para analisar se o elemento pode ser alocado neste local</w:t>
+      </w:r>
+      <w:r>
+        <w:t>.</w:t>
       </w:r>
       <w:r>
         <w:br/>
@@ -1895,43 +1825,50 @@
       </w:r>
       <w:r>
         <w:br/>
-        <w:t>III. Segundo Melo (2003), em linguagens que utilizam gerenciamento manual de memória, como C (</w:t>
+        <w:t xml:space="preserve">III. Segundo Melo (2003), em linguagens que utilizam gerenciamento manual de memória, </w:t>
+      </w:r>
+      <w:r>
+        <w:t xml:space="preserve"> alterar </w:t>
+      </w:r>
+      <w:r>
+        <w:t>um ponteiro</w:t>
+      </w:r>
+      <w:r>
+        <w:t xml:space="preserve"> para valor</w:t>
+      </w:r>
+      <w:r>
+        <w:t xml:space="preserve"> nulo</w:t>
+      </w:r>
+      <w:r>
+        <w:t xml:space="preserve"> sem a utilização da logica não corrompe a ordem da arvore binaria</w:t>
+      </w:r>
+      <w:r>
+        <w:t>.</w:t>
+      </w:r>
+      <w:r>
+        <w:br/>
+        <w:t>IV. A ausência da verificação de nulidade antes da recursão transformaria a árvore em uma estrutura estática, impossibilitando o crescimento dinâmico da árvore em tempo de execução.</w:t>
+      </w:r>
+      <w:r>
+        <w:br/>
+      </w:r>
+      <w:r>
+        <w:lastRenderedPageBreak/>
+        <w:t xml:space="preserve">V. De acordo com </w:t>
       </w:r>
       <w:proofErr w:type="spellStart"/>
       <w:r>
-        <w:t>Kernighan</w:t>
+        <w:t>Hirama</w:t>
       </w:r>
       <w:proofErr w:type="spellEnd"/>
       <w:r>
-        <w:t xml:space="preserve"> &amp; Ritchie, 1989), a tentativa de </w:t>
-      </w:r>
-      <w:proofErr w:type="spellStart"/>
-      <w:r>
-        <w:t>desreferenciar</w:t>
-      </w:r>
-      <w:proofErr w:type="spellEnd"/>
-      <w:r>
-        <w:t xml:space="preserve"> um ponteiro nulo é uma falha de lógica que compromete a estabilidade da pilha de execução.</w:t>
-      </w:r>
-      <w:r>
-        <w:br/>
-        <w:t xml:space="preserve">IV. A ausência da verificação de nulidade antes da recursão transformaria a árvore </w:t>
-      </w:r>
-      <w:r>
-        <w:lastRenderedPageBreak/>
-        <w:t>em uma estrutura estática, impossibilitando o crescimento dinâmico da árvore em tempo de execução.</w:t>
-      </w:r>
-      <w:r>
-        <w:br/>
-        <w:t xml:space="preserve">V. De acordo com </w:t>
-      </w:r>
-      <w:proofErr w:type="spellStart"/>
-      <w:r>
-        <w:t>Hirama</w:t>
-      </w:r>
-      <w:proofErr w:type="spellEnd"/>
-      <w:r>
-        <w:t xml:space="preserve"> (2011), o tratamento preventivo de ponteiros nulos é uma prática de qualidade de software que reduz a fragilidade do código frente a entradas de dados inesperadas.</w:t>
+        <w:t xml:space="preserve"> (2011), o tratamento preventivo de ponteiros nulos é uma prática </w:t>
+      </w:r>
+      <w:r>
+        <w:t>que atrapalha a ordem da implementação dos valores na arvore binaria</w:t>
+      </w:r>
+      <w:r>
+        <w:t>.</w:t>
       </w:r>
     </w:p>
     <w:p>
@@ -1961,7 +1898,13 @@
       </w:r>
       <w:r>
         <w:br/>
-        <w:t>E) Todas as assertivas são verdadeiras.</w:t>
+        <w:t xml:space="preserve">E) </w:t>
+      </w:r>
+      <w:r>
+        <w:t>Apenas a V está correta</w:t>
+      </w:r>
+      <w:r>
+        <w:t>.</w:t>
       </w:r>
     </w:p>
     <w:p/>
